--- a/SWI/201-Plant-Sampling/MM-4034-033-OR-03-SWI-PRO-MET-201-001-Front-End-Sampling-Round---Scrubber-Discharge-Hopper-and-Trash-Scr-RevA.docx
+++ b/SWI/201-Plant-Sampling/MM-4034-033-OR-03-SWI-PRO-MET-201-001-Front-End-Sampling-Round---Scrubber-Discharge-Hopper-and-Trash-Scr-RevA.docx
@@ -983,25 +983,6 @@
         </w:tc>
       </w:tr>
     </w:tbl>
-    <w:p>
-      <w:pPr>
-        <w:pStyle w:val="Heading1"/>
-        <w:tabs>
-          <w:tab w:val="num" w:pos="851"/>
-          <w:tab w:val="right" w:leader="dot" w:pos="9639"/>
-        </w:tabs>
-        <w:spacing w:before="0" w:after="0"/>
-        <w:ind w:left="851" w:hanging="851"/>
-        <w:rPr>
-          <w:rFonts w:cstheme="minorHAnsi"/>
-          <w:b/>
-          <w:color w:val="996633"/>
-          <w:sz w:val="24"/>
-          <w:szCs w:val="24"/>
-          <w:lang w:eastAsia="en-AU"/>
-        </w:rPr>
-      </w:pPr>
-    </w:p>
     <w:p>
       <w:pPr>
         <w:pStyle w:val="Heading1"/>

--- a/SWI/201-Plant-Sampling/MM-4034-033-OR-03-SWI-PRO-MET-201-001-Front-End-Sampling-Round---Scrubber-Discharge-Hopper-and-Trash-Scr-RevA.docx
+++ b/SWI/201-Plant-Sampling/MM-4034-033-OR-03-SWI-PRO-MET-201-001-Front-End-Sampling-Round---Scrubber-Discharge-Hopper-and-Trash-Scr-RevA.docx
@@ -3630,7 +3630,7 @@
                 <w:lang w:val="en-AU" w:eastAsia="en-AU"/>
                 <w14:ligatures w14:val="none"/>
               </w:rPr>
-              <w:t xml:space="preserve">Confirm you are trained and signed off against this SWI, signed on to JSEA-PRO-MET-201-001 at a communication session, and authorised by the Shift Supervisor.</w:t>
+              <w:t xml:space="preserve">Confirm you are trained and signed off against this SWI, signed on to JSEA-PRO-MET-201-001 at a communication session, site inducted with current cyanide awareness and gas detection competency where the area requires it, and authorised by the Shift Supervisor.</w:t>
             </w:r>
           </w:p>
           <w:p>
